--- a/policies/build/sop_record_masters/PRE/SOP_PRE.4.a_to_f_information_education_communication.docx
+++ b/policies/build/sop_record_masters/PRE/SOP_PRE.4.a_to_f_information_education_communication.docx
@@ -208,12 +208,6 @@
     </w:p>
     <w:p>
       <w:r>
-        <w:rPr>
-          <w:i/>
-        </w:rPr>
-        <w:t xml:space="preserve">Why: </w:t>
-      </w:r>
-      <w:r>
         <w:t>so teaching happens wherever a patient is cared for, not only as a one-time discharge formality.</w:t>
       </w:r>
     </w:p>
@@ -231,12 +225,6 @@
       </w:r>
     </w:p>
     <w:p>
-      <w:r>
-        <w:rPr>
-          <w:i/>
-        </w:rPr>
-        <w:t xml:space="preserve">Why: </w:t>
-      </w:r>
       <w:r>
         <w:t>education that is assigned to "whoever is free" rather than a named role tends to become the first thing skipped when the ward gets busy.</w:t>
       </w:r>
@@ -303,12 +291,6 @@
     </w:p>
     <w:p>
       <w:r>
-        <w:rPr>
-          <w:i/>
-        </w:rPr>
-        <w:t xml:space="preserve">Why: </w:t>
-      </w:r>
-      <w:r>
         <w:t>A patient taught in a language they do not follow has not actually been taught anything, whatever the record says.</w:t>
       </w:r>
     </w:p>
@@ -332,12 +314,6 @@
     </w:p>
     <w:p>
       <w:r>
-        <w:rPr>
-          <w:i/>
-        </w:rPr>
-        <w:t xml:space="preserve">Why: </w:t>
-      </w:r>
-      <w:r>
         <w:t>A patient who starts a new medicine without being told what to watch for has no way of recognising a side effect before it becomes an emergency.</w:t>
       </w:r>
     </w:p>
@@ -355,12 +331,6 @@
       </w:r>
     </w:p>
     <w:p>
-      <w:r>
-        <w:rPr>
-          <w:i/>
-        </w:rPr>
-        <w:t xml:space="preserve">Why: </w:t>
-      </w:r>
       <w:r>
         <w:t>A patient who is not told a new medicine interacts with a food they eat daily can undo the medicine's effect, or worse, without ever knowing why.</w:t>
       </w:r>
@@ -380,12 +350,6 @@
     </w:p>
     <w:p>
       <w:r>
-        <w:rPr>
-          <w:i/>
-        </w:rPr>
-        <w:t xml:space="preserve">Why: </w:t>
-      </w:r>
-      <w:r>
         <w:t>A generic poster about a condition is not education about this patient's condition -- a patient needs to hear what applies to them specifically, not what applies to everyone with that diagnosis in general.</w:t>
       </w:r>
     </w:p>
@@ -404,12 +368,6 @@
     </w:p>
     <w:p>
       <w:r>
-        <w:rPr>
-          <w:i/>
-        </w:rPr>
-        <w:t xml:space="preserve">Why: </w:t>
-      </w:r>
-      <w:r>
         <w:t>A patient who does not know to tell staff about a fever, or not to touch an IV line, cannot help protect themselves from an infection this hospital is also working to prevent.</w:t>
       </w:r>
     </w:p>
@@ -427,12 +385,6 @@
       </w:r>
     </w:p>
     <w:p>
-      <w:r>
-        <w:rPr>
-          <w:i/>
-        </w:rPr>
-        <w:t xml:space="preserve">Why: </w:t>
-      </w:r>
       <w:r>
         <w:t>A harvested signature on an education form proves nothing was explained badly enough for the patient to notice -- it does not prove they understood.</w:t>
       </w:r>

--- a/policies/build/sop_record_masters/PRE/SOP_PRE.4.a_to_f_information_education_communication.docx
+++ b/policies/build/sop_record_masters/PRE/SOP_PRE.4.a_to_f_information_education_communication.docx
@@ -301,7 +301,32 @@
     </w:p>
     <w:p>
       <w:r>
-        <w:t>Language and format -- spoken language, written material, interpreter use, an accompanying family member as translator, and what is done when the patient cannot read -- are chosen and recorded in «Hindi and English» or the patient's own language.</w:t>
+        <w:t>Language and format are chosen from five options and recorded in «Hindi and English» or the patient's own language:</w:t>
+      </w:r>
+    </w:p>
+    <w:p>
+      <w:r>
+        <w:t>1. Spoken language.</w:t>
+      </w:r>
+    </w:p>
+    <w:p>
+      <w:r>
+        <w:t>2. Written material.</w:t>
+      </w:r>
+    </w:p>
+    <w:p>
+      <w:r>
+        <w:t>3. Interpreter use.</w:t>
+      </w:r>
+    </w:p>
+    <w:p>
+      <w:r>
+        <w:t>4. An accompanying family member as translator.</w:t>
+      </w:r>
+    </w:p>
+    <w:p>
+      <w:r>
+        <w:t>5. What is done when the patient cannot read.</w:t>
       </w:r>
     </w:p>
     <w:p>
